--- a/public/docx/机制动态/20250530-业务交流：国家减灾中心派员参加2025第九届世界无人机大会暨UASE无人机展.docx
+++ b/public/docx/机制动态/20250530-业务交流：国家减灾中心派员参加2025第九届世界无人机大会暨UASE无人机展.docx
@@ -276,11 +276,17 @@
     <w:p>
       <w:pPr>
         <w:widowControl/>
-        <w:rPr>
-          <w:rFonts w:ascii="Times New Roman" w:eastAsia="方正仿宋_GBK" w:hAnsi="Times New Roman" w:cs="Times New Roman"/>
-          <w:sz w:val="32"/>
-          <w:szCs w:val="32"/>
-        </w:rPr>
+        <w:jc w:val="center"/>
+        <w:rPr>
+          <w:rFonts w:ascii="Times New Roman" w:eastAsia="方正仿宋_GBK" w:hAnsi="Times New Roman" w:cs="Times New Roman"/>
+          <w:sz w:val="32"/>
+          <w:szCs w:val="32"/>
+        </w:rPr>
+        <w:pPrChange w:id="0" w:author="额 hhh" w:date="2025-12-28T17:57:00Z" w16du:dateUtc="2025-12-28T09:57:00Z">
+          <w:pPr>
+            <w:widowControl/>
+          </w:pPr>
+        </w:pPrChange>
       </w:pPr>
       <w:r>
         <w:rPr>
@@ -598,11 +604,17 @@
     <w:p>
       <w:pPr>
         <w:widowControl/>
-        <w:rPr>
-          <w:rFonts w:ascii="Times New Roman" w:eastAsia="方正仿宋_GBK" w:hAnsi="Times New Roman" w:cs="Times New Roman"/>
-          <w:sz w:val="32"/>
-          <w:szCs w:val="32"/>
-        </w:rPr>
+        <w:jc w:val="center"/>
+        <w:rPr>
+          <w:rFonts w:ascii="Times New Roman" w:eastAsia="方正仿宋_GBK" w:hAnsi="Times New Roman" w:cs="Times New Roman"/>
+          <w:sz w:val="32"/>
+          <w:szCs w:val="32"/>
+        </w:rPr>
+        <w:pPrChange w:id="1" w:author="额 hhh" w:date="2025-12-28T17:57:00Z" w16du:dateUtc="2025-12-28T09:57:00Z">
+          <w:pPr>
+            <w:widowControl/>
+          </w:pPr>
+        </w:pPrChange>
       </w:pPr>
       <w:r>
         <w:rPr>
@@ -660,6 +672,14 @@
     </w:sectPr>
   </w:body>
 </w:document>
+</file>
+
+<file path=word/people.xml><?xml version="1.0" encoding="utf-8"?>
+<w15:people xmlns:wpc="http://schemas.microsoft.com/office/word/2010/wordprocessingCanvas" xmlns:cx="http://schemas.microsoft.com/office/drawing/2014/chartex" xmlns:cx1="http://schemas.microsoft.com/office/drawing/2015/9/8/chartex" xmlns:cx2="http://schemas.microsoft.com/office/drawing/2015/10/21/chartex" xmlns:cx3="http://schemas.microsoft.com/office/drawing/2016/5/9/chartex" xmlns:cx4="http://schemas.microsoft.com/office/drawing/2016/5/10/chartex" xmlns:cx5="http://schemas.microsoft.com/office/drawing/2016/5/11/chartex" xmlns:cx6="http://schemas.microsoft.com/office/drawing/2016/5/12/chartex" xmlns:cx7="http://schemas.microsoft.com/office/drawing/2016/5/13/chartex" xmlns:cx8="http://schemas.microsoft.com/office/drawing/2016/5/14/chartex" xmlns:mc="http://schemas.openxmlformats.org/markup-compatibility/2006" xmlns:aink="http://schemas.microsoft.com/office/drawing/2016/ink" xmlns:am3d="http://schemas.microsoft.com/office/drawing/2017/model3d" xmlns:o="urn:schemas-microsoft-com:office:office" xmlns:oel="http://schemas.microsoft.com/office/2019/extlst" xmlns:r="http://schemas.openxmlformats.org/officeDocument/2006/relationships" xmlns:m="http://schemas.openxmlformats.org/officeDocument/2006/math" xmlns:v="urn:schemas-microsoft-com:vml" xmlns:wp14="http://schemas.microsoft.com/office/word/2010/wordprocessingDrawing" xmlns:wp="http://schemas.openxmlformats.org/drawingml/2006/wordprocessingDrawing" xmlns:w10="urn:schemas-microsoft-com:office:word" xmlns:w="http://schemas.openxmlformats.org/wordprocessingml/2006/main" xmlns:w14="http://schemas.microsoft.com/office/word/2010/wordml" xmlns:w15="http://schemas.microsoft.com/office/word/2012/wordml" xmlns:w16cex="http://schemas.microsoft.com/office/word/2018/wordml/cex" xmlns:w16cid="http://schemas.microsoft.com/office/word/2016/wordml/cid" xmlns:w16="http://schemas.microsoft.com/office/word/2018/wordml" xmlns:w16du="http://schemas.microsoft.com/office/word/2023/wordml/word16du" xmlns:w16sdtdh="http://schemas.microsoft.com/office/word/2020/wordml/sdtdatahash" xmlns:w16sdtfl="http://schemas.microsoft.com/office/word/2024/wordml/sdtformatlock" xmlns:w16se="http://schemas.microsoft.com/office/word/2015/wordml/symex" xmlns:wpg="http://schemas.microsoft.com/office/word/2010/wordprocessingGroup" xmlns:wpi="http://schemas.microsoft.com/office/word/2010/wordprocessingInk" xmlns:wne="http://schemas.microsoft.com/office/word/2006/wordml" xmlns:wps="http://schemas.microsoft.com/office/word/2010/wordprocessingShape" mc:Ignorable="w14 w15 w16se w16cid w16 w16cex w16sdtdh w16sdtfl w16du wp14">
+  <w15:person w15:author="额 hhh">
+    <w15:presenceInfo w15:providerId="Windows Live" w15:userId="ecfeb8441560c990"/>
+  </w15:person>
+</w15:people>
 </file>
 
 <file path=word/styles.xml><?xml version="1.0" encoding="utf-8"?>

--- a/public/docx/机制动态/20250530-业务交流：国家减灾中心派员参加2025第九届世界无人机大会暨UASE无人机展.docx
+++ b/public/docx/机制动态/20250530-业务交流：国家减灾中心派员参加2025第九届世界无人机大会暨UASE无人机展.docx
@@ -13,17 +13,34 @@
         <w:rPr>
           <w:rFonts w:ascii="方正小标宋简体" w:eastAsia="方正小标宋简体" w:hAnsi="方正小标宋简体" w:cs="方正小标宋简体" w:hint="eastAsia"/>
           <w:bCs/>
-          <w:sz w:val="36"/>
-          <w:szCs w:val="36"/>
+          <w:sz w:val="44"/>
+          <w:szCs w:val="44"/>
+          <w:rPrChange w:id="0" w:author="正义 武" w:date="2026-01-16T17:03:00Z" w16du:dateUtc="2026-01-16T09:03:00Z">
+            <w:rPr>
+              <w:rFonts w:ascii="方正小标宋简体" w:eastAsia="方正小标宋简体" w:hAnsi="方正小标宋简体" w:cs="方正小标宋简体" w:hint="eastAsia"/>
+              <w:bCs/>
+              <w:sz w:val="36"/>
+              <w:szCs w:val="36"/>
+            </w:rPr>
+          </w:rPrChange>
         </w:rPr>
       </w:pPr>
       <w:r>
         <w:rPr>
           <w:rFonts w:ascii="方正小标宋简体" w:eastAsia="方正小标宋简体" w:hAnsi="方正小标宋简体" w:cs="方正小标宋简体" w:hint="eastAsia"/>
           <w:bCs/>
-          <w:sz w:val="36"/>
-          <w:szCs w:val="36"/>
+          <w:sz w:val="44"/>
+          <w:szCs w:val="44"/>
           <w:lang w:eastAsia="zh"/>
+          <w:rPrChange w:id="1" w:author="正义 武" w:date="2026-01-16T17:03:00Z" w16du:dateUtc="2026-01-16T09:03:00Z">
+            <w:rPr>
+              <w:rFonts w:ascii="方正小标宋简体" w:eastAsia="方正小标宋简体" w:hAnsi="方正小标宋简体" w:cs="方正小标宋简体" w:hint="eastAsia"/>
+              <w:bCs/>
+              <w:sz w:val="36"/>
+              <w:szCs w:val="36"/>
+              <w:lang w:eastAsia="zh"/>
+            </w:rPr>
+          </w:rPrChange>
         </w:rPr>
         <w:t>国家减灾中心派员参加</w:t>
       </w:r>
@@ -31,8 +48,16 @@
         <w:rPr>
           <w:rFonts w:ascii="方正小标宋简体" w:eastAsia="方正小标宋简体" w:hAnsi="方正小标宋简体" w:cs="方正小标宋简体" w:hint="eastAsia"/>
           <w:bCs/>
-          <w:sz w:val="36"/>
-          <w:szCs w:val="36"/>
+          <w:sz w:val="44"/>
+          <w:szCs w:val="44"/>
+          <w:rPrChange w:id="2" w:author="正义 武" w:date="2026-01-16T17:03:00Z" w16du:dateUtc="2026-01-16T09:03:00Z">
+            <w:rPr>
+              <w:rFonts w:ascii="方正小标宋简体" w:eastAsia="方正小标宋简体" w:hAnsi="方正小标宋简体" w:cs="方正小标宋简体" w:hint="eastAsia"/>
+              <w:bCs/>
+              <w:sz w:val="36"/>
+              <w:szCs w:val="36"/>
+            </w:rPr>
+          </w:rPrChange>
         </w:rPr>
         <w:t>2025第九届世界无人机大会</w:t>
       </w:r>
@@ -48,17 +73,34 @@
         <w:rPr>
           <w:rFonts w:ascii="方正小标宋简体" w:eastAsia="方正小标宋简体" w:hAnsi="方正小标宋简体" w:cs="方正小标宋简体" w:hint="eastAsia"/>
           <w:bCs/>
-          <w:sz w:val="32"/>
-          <w:szCs w:val="32"/>
-          <w:lang w:bidi="ar"/>
+          <w:sz w:val="44"/>
+          <w:szCs w:val="44"/>
+          <w:lang w:bidi="ar"/>
+          <w:rPrChange w:id="3" w:author="正义 武" w:date="2026-01-16T17:03:00Z" w16du:dateUtc="2026-01-16T09:03:00Z">
+            <w:rPr>
+              <w:rFonts w:ascii="方正小标宋简体" w:eastAsia="方正小标宋简体" w:hAnsi="方正小标宋简体" w:cs="方正小标宋简体" w:hint="eastAsia"/>
+              <w:bCs/>
+              <w:sz w:val="32"/>
+              <w:szCs w:val="32"/>
+              <w:lang w:bidi="ar"/>
+            </w:rPr>
+          </w:rPrChange>
         </w:rPr>
       </w:pPr>
       <w:r>
         <w:rPr>
           <w:rFonts w:ascii="方正小标宋简体" w:eastAsia="方正小标宋简体" w:hAnsi="方正小标宋简体" w:cs="方正小标宋简体" w:hint="eastAsia"/>
           <w:bCs/>
-          <w:sz w:val="36"/>
-          <w:szCs w:val="36"/>
+          <w:sz w:val="44"/>
+          <w:szCs w:val="44"/>
+          <w:rPrChange w:id="4" w:author="正义 武" w:date="2026-01-16T17:03:00Z" w16du:dateUtc="2026-01-16T09:03:00Z">
+            <w:rPr>
+              <w:rFonts w:ascii="方正小标宋简体" w:eastAsia="方正小标宋简体" w:hAnsi="方正小标宋简体" w:cs="方正小标宋简体" w:hint="eastAsia"/>
+              <w:bCs/>
+              <w:sz w:val="36"/>
+              <w:szCs w:val="36"/>
+            </w:rPr>
+          </w:rPrChange>
         </w:rPr>
         <w:t>暨UASE无人机展</w:t>
       </w:r>
@@ -282,7 +324,7 @@
           <w:sz w:val="32"/>
           <w:szCs w:val="32"/>
         </w:rPr>
-        <w:pPrChange w:id="0" w:author="额 hhh" w:date="2025-12-28T17:57:00Z" w16du:dateUtc="2025-12-28T09:57:00Z">
+        <w:pPrChange w:id="5" w:author="额 hhh" w:date="2025-12-28T17:57:00Z" w16du:dateUtc="2025-12-28T09:57:00Z">
           <w:pPr>
             <w:widowControl/>
           </w:pPr>
@@ -398,7 +440,7 @@
           <w:szCs w:val="32"/>
           <w:lang w:bidi="ar"/>
         </w:rPr>
-        <w:t>、人工智能机器人、低空基础设施与管理平台、无人系统全产业链、物流应急无人机等多个前沿领域。国家减灾中心根据航空业务发展需要，充</w:t>
+        <w:t>、人工智能机器人、</w:t>
       </w:r>
       <w:r>
         <w:rPr>
@@ -408,7 +450,7 @@
           <w:lang w:bidi="ar"/>
         </w:rPr>
         <w:lastRenderedPageBreak/>
-        <w:t>分调研多家企业，深入了解无人机在应急救援、物流运输、电力巡检、森林防护、遥感测绘等多个场景的创新应用成果。</w:t>
+        <w:t>低空基础设施与管理平台、无人系统全产业链、物流应急无人机等多个前沿领域。国家减灾中心根据航空业务发展需要，充分调研多家企业，深入了解无人机在应急救援、物流运输、电力巡检、森林防护、遥感测绘等多个场景的创新应用成果。</w:t>
       </w:r>
     </w:p>
     <w:p>
@@ -598,7 +640,17 @@
           <w:szCs w:val="32"/>
           <w:lang w:bidi="ar"/>
         </w:rPr>
-        <w:t>人”一体化监测预警体系中“空基”核心业务的体系化、智能化、标准化发展。</w:t>
+        <w:t>人”一体</w:t>
+      </w:r>
+      <w:r>
+        <w:rPr>
+          <w:rFonts w:ascii="Times New Roman" w:eastAsia="方正仿宋_GBK" w:hAnsi="Times New Roman" w:cs="Times New Roman" w:hint="eastAsia"/>
+          <w:sz w:val="32"/>
+          <w:szCs w:val="32"/>
+          <w:lang w:bidi="ar"/>
+        </w:rPr>
+        <w:lastRenderedPageBreak/>
+        <w:t>化监测预警体系中“空基”核心业务的体系化、智能化、标准化发展。</w:t>
       </w:r>
     </w:p>
     <w:p>
@@ -610,7 +662,7 @@
           <w:sz w:val="32"/>
           <w:szCs w:val="32"/>
         </w:rPr>
-        <w:pPrChange w:id="1" w:author="额 hhh" w:date="2025-12-28T17:57:00Z" w16du:dateUtc="2025-12-28T09:57:00Z">
+        <w:pPrChange w:id="6" w:author="额 hhh" w:date="2025-12-28T17:57:00Z" w16du:dateUtc="2025-12-28T09:57:00Z">
           <w:pPr>
             <w:widowControl/>
           </w:pPr>
@@ -623,7 +675,6 @@
           <w:sz w:val="32"/>
           <w:szCs w:val="32"/>
         </w:rPr>
-        <w:lastRenderedPageBreak/>
         <w:drawing>
           <wp:inline distT="0" distB="0" distL="114300" distR="114300" wp14:anchorId="274904C5" wp14:editId="3748B057">
             <wp:extent cx="5273040" cy="2968625"/>
@@ -676,6 +727,9 @@
 
 <file path=word/people.xml><?xml version="1.0" encoding="utf-8"?>
 <w15:people xmlns:wpc="http://schemas.microsoft.com/office/word/2010/wordprocessingCanvas" xmlns:cx="http://schemas.microsoft.com/office/drawing/2014/chartex" xmlns:cx1="http://schemas.microsoft.com/office/drawing/2015/9/8/chartex" xmlns:cx2="http://schemas.microsoft.com/office/drawing/2015/10/21/chartex" xmlns:cx3="http://schemas.microsoft.com/office/drawing/2016/5/9/chartex" xmlns:cx4="http://schemas.microsoft.com/office/drawing/2016/5/10/chartex" xmlns:cx5="http://schemas.microsoft.com/office/drawing/2016/5/11/chartex" xmlns:cx6="http://schemas.microsoft.com/office/drawing/2016/5/12/chartex" xmlns:cx7="http://schemas.microsoft.com/office/drawing/2016/5/13/chartex" xmlns:cx8="http://schemas.microsoft.com/office/drawing/2016/5/14/chartex" xmlns:mc="http://schemas.openxmlformats.org/markup-compatibility/2006" xmlns:aink="http://schemas.microsoft.com/office/drawing/2016/ink" xmlns:am3d="http://schemas.microsoft.com/office/drawing/2017/model3d" xmlns:o="urn:schemas-microsoft-com:office:office" xmlns:oel="http://schemas.microsoft.com/office/2019/extlst" xmlns:r="http://schemas.openxmlformats.org/officeDocument/2006/relationships" xmlns:m="http://schemas.openxmlformats.org/officeDocument/2006/math" xmlns:v="urn:schemas-microsoft-com:vml" xmlns:wp14="http://schemas.microsoft.com/office/word/2010/wordprocessingDrawing" xmlns:wp="http://schemas.openxmlformats.org/drawingml/2006/wordprocessingDrawing" xmlns:w10="urn:schemas-microsoft-com:office:word" xmlns:w="http://schemas.openxmlformats.org/wordprocessingml/2006/main" xmlns:w14="http://schemas.microsoft.com/office/word/2010/wordml" xmlns:w15="http://schemas.microsoft.com/office/word/2012/wordml" xmlns:w16cex="http://schemas.microsoft.com/office/word/2018/wordml/cex" xmlns:w16cid="http://schemas.microsoft.com/office/word/2016/wordml/cid" xmlns:w16="http://schemas.microsoft.com/office/word/2018/wordml" xmlns:w16du="http://schemas.microsoft.com/office/word/2023/wordml/word16du" xmlns:w16sdtdh="http://schemas.microsoft.com/office/word/2020/wordml/sdtdatahash" xmlns:w16sdtfl="http://schemas.microsoft.com/office/word/2024/wordml/sdtformatlock" xmlns:w16se="http://schemas.microsoft.com/office/word/2015/wordml/symex" xmlns:wpg="http://schemas.microsoft.com/office/word/2010/wordprocessingGroup" xmlns:wpi="http://schemas.microsoft.com/office/word/2010/wordprocessingInk" xmlns:wne="http://schemas.microsoft.com/office/word/2006/wordml" xmlns:wps="http://schemas.microsoft.com/office/word/2010/wordprocessingShape" mc:Ignorable="w14 w15 w16se w16cid w16 w16cex w16sdtdh w16sdtfl w16du wp14">
+  <w15:person w15:author="正义 武">
+    <w15:presenceInfo w15:providerId="Windows Live" w15:userId="14e5992d0568efc2"/>
+  </w15:person>
   <w15:person w15:author="额 hhh">
     <w15:presenceInfo w15:providerId="Windows Live" w15:userId="ecfeb8441560c990"/>
   </w15:person>
